--- a/docs/Lessons/Lesson 12 - Hearing It Happen/Handouts/Lesson_12_Handout_001GameCreator.docx
+++ b/docs/Lessons/Lesson 12 - Hearing It Happen/Handouts/Lesson_12_Handout_001GameCreator.docx
@@ -163,7 +163,7 @@
         <w:spacing w:after="60"/>
       </w:pPr>
       <w:r>
-        <w:t xml:space="preserve">Import sfx_wave.wav and sfx_lose.wav (Resources &gt; Import &gt; Sound) alongside your existing sfx_shoot.wav, sfx_hit.wav, and (if built) sfx_win.wav.</w:t>
+        <w:t xml:space="preserve">Import sfx_wave.wav (Resources &gt; Import &gt; Sound) - today's one genuinely new sound - alongside your existing sfx_shoot.wav, sfx_hit.wav, sfx_lifelost.wav, sfx_gameover.wav, and (if built) sfx_win.wav.</w:t>
       </w:r>
     </w:p>
     <w:p>
@@ -235,7 +235,7 @@
         <w:spacing w:after="60"/>
       </w:pPr>
       <w:r>
-        <w:t xml:space="preserve">On the enemy Actor's "Left/Entered Camera" Trigger (gated by If(game_active=1), from Lesson 10), add Play Sound(sfx_lose.wav) inside the lives&lt;=0 branch.</w:t>
+        <w:t xml:space="preserve">On the enemy Actor's "Left/Entered Camera" Trigger (from Lesson 8), confirm Play Sound(sfx_gameover.wav) already fires inside the lives&lt;=0 branch - add it now if it's missing. This sound is mandatory starting today even if you skipped it before.</w:t>
       </w:r>
     </w:p>
     <w:p>
@@ -359,7 +359,7 @@
           <w:sz w:val="20"/>
           <w:szCs w:val="20"/>
         </w:rPr>
-        <w:t xml:space="preserve">        Play Sound(sfx_win.wav)</w:t>
+        <w:t xml:space="preserve">        Play Sound(sfx_win.wav) // your Lesson 6 Level 3 sound</w:t>
       </w:r>
       <w:r>
         <w:br/>
@@ -455,7 +455,7 @@
           <w:sz w:val="20"/>
           <w:szCs w:val="20"/>
         </w:rPr>
-        <w:t xml:space="preserve">enemy Actor Trigger: Left/Entered Camera (revised) -&gt;</w:t>
+        <w:t xml:space="preserve">enemy Actor Trigger: Left/Entered Camera (unchanged from Lesson 8) -&gt;</w:t>
       </w:r>
       <w:r>
         <w:br/>
@@ -515,7 +515,7 @@
           <w:sz w:val="20"/>
           <w:szCs w:val="20"/>
         </w:rPr>
-        <w:t xml:space="preserve">      Play Sound(sfx_lose.wav)</w:t>
+        <w:t xml:space="preserve">      Play Sound(sfx_gameover.wav) // your Lesson 8 Level 3 sound, mandatory as of today</w:t>
       </w:r>
       <w:r>
         <w:br/>
@@ -528,6 +528,30 @@
           <w:szCs w:val="20"/>
         </w:rPr>
         <w:t xml:space="preserve">      Message Box("Game Over - Press R to Restart")</w:t>
+      </w:r>
+      <w:r>
+        <w:br/>
+        <w:t xml:space="preserve"/>
+      </w:r>
+      <w:r>
+        <w:rPr>
+          <w:rFonts w:ascii="Consolas" w:cs="Consolas" w:eastAsia="Consolas" w:hAnsi="Consolas"/>
+          <w:sz w:val="20"/>
+          <w:szCs w:val="20"/>
+        </w:rPr>
+        <w:t xml:space="preserve">    Else</w:t>
+      </w:r>
+      <w:r>
+        <w:br/>
+        <w:t xml:space="preserve"/>
+      </w:r>
+      <w:r>
+        <w:rPr>
+          <w:rFonts w:ascii="Consolas" w:cs="Consolas" w:eastAsia="Consolas" w:hAnsi="Consolas"/>
+          <w:sz w:val="20"/>
+          <w:szCs w:val="20"/>
+        </w:rPr>
+        <w:t xml:space="preserve">      Play Sound(sfx_lifelost.wav) // your Lesson 8 Level 3 sound</w:t>
       </w:r>
     </w:p>
     <w:p>
@@ -607,7 +631,7 @@
         <w:spacing w:after="60"/>
       </w:pPr>
       <w:r>
-        <w:t xml:space="preserve">Audio: if you haven't already, add the optional win sound now - it slots into the exact same Play Sound action as today's wave/lose sounds, just a different branch.</w:t>
+        <w:t xml:space="preserve">Audio: if you haven't already, add the optional win sound now - it slots into the exact same Play Sound action as today's wave sound, just a different branch.</w:t>
       </w:r>
     </w:p>
     <w:p>
@@ -667,7 +691,7 @@
         <w:spacing w:after="60"/>
       </w:pPr>
       <w:r>
-        <w:t xml:space="preserve">Lose sound plays repeatedly: confirm the lose branch is still guarded by If(lives &lt;= 0) as a one-time check inside If(game_active = 1), matching Lesson 10's pattern.</w:t>
+        <w:t xml:space="preserve">Game-over sound plays repeatedly: confirm the branch is still guarded by If(lives &lt;= 0)/Else as a one-time check inside If(game_active = 1), matching Lesson 8's pattern.</w:t>
       </w:r>
     </w:p>
     <w:p>

--- a/docs/Lessons/Lesson 12 - Hearing It Happen/Handouts/Lesson_12_Handout_001GameCreator.docx
+++ b/docs/Lessons/Lesson 12 - Hearing It Happen/Handouts/Lesson_12_Handout_001GameCreator.docx
@@ -259,6 +259,20 @@
       </w:pPr>
       <w:r>
         <w:rPr>
+          <w:i/>
+          <w:iCs/>
+          <w:color w:val="555555"/>
+          <w:sz w:val="18"/>
+          <w:szCs w:val="18"/>
+        </w:rPr>
+        <w:t xml:space="preserve">Highlighted lines are new this week; everything else is code you already have.</w:t>
+      </w:r>
+      <w:r>
+        <w:br/>
+        <w:t xml:space="preserve"/>
+      </w:r>
+      <w:r>
+        <w:rPr>
           <w:rFonts w:ascii="Consolas" w:cs="Consolas" w:eastAsia="Consolas" w:hAnsi="Consolas"/>
           <w:sz w:val="20"/>
           <w:szCs w:val="20"/>
@@ -418,6 +432,7 @@
           <w:rFonts w:ascii="Consolas" w:cs="Consolas" w:eastAsia="Consolas" w:hAnsi="Consolas"/>
           <w:sz w:val="20"/>
           <w:szCs w:val="20"/>
+          <w:shd w:fill="FFE98A" w:val="clear"/>
         </w:rPr>
         <w:t xml:space="preserve">        Play Sound(sfx_wave.wav)</w:t>
       </w:r>
